--- a/documents/ethics/Social media message.docx
+++ b/documents/ethics/Social media message.docx
@@ -45,23 +45,27 @@
           <w:b/>
           <w:bCs/>
         </w:rPr>
-        <w:t>Paid Study (£12): Experience Stroboscopic Hallucinations &amp; Help Science of Perceptual Experience!</w:t>
-      </w:r>
-      <w:r>
-        <w:rPr>
-          <w:rFonts w:ascii="Bahnschrift SemiCondensed" w:hAnsi="Bahnschrift SemiCondensed"/>
-        </w:rPr>
-        <w:t xml:space="preserve"> </w:t>
-      </w:r>
-      <w:r>
-        <w:rPr>
-          <w:rFonts w:ascii="Segoe UI Emoji" w:hAnsi="Segoe UI Emoji" w:cs="Segoe UI Emoji"/>
-        </w:rPr>
-        <w:t>💡</w:t>
-      </w:r>
-      <w:r>
-        <w:rPr>
-          <w:rFonts w:ascii="Bahnschrift SemiCondensed" w:hAnsi="Bahnschrift SemiCondensed" w:cs="Segoe UI Emoji"/>
+        <w:t>Paid Study (£</w:t>
+      </w:r>
+      <w:r>
+        <w:rPr>
+          <w:rFonts w:ascii="Bahnschrift SemiCondensed" w:hAnsi="Bahnschrift SemiCondensed"/>
+          <w:b/>
+          <w:bCs/>
+        </w:rPr>
+        <w:t>30</w:t>
+      </w:r>
+      <w:r>
+        <w:rPr>
+          <w:rFonts w:ascii="Bahnschrift SemiCondensed" w:hAnsi="Bahnschrift SemiCondensed"/>
+          <w:b/>
+          <w:bCs/>
+        </w:rPr>
+        <w:t>): Experience Stroboscopic Hallucinations &amp; Help Science of Perceptual Experience!</w:t>
+      </w:r>
+      <w:r>
+        <w:rPr>
+          <w:rFonts w:ascii="Bahnschrift SemiCondensed" w:hAnsi="Bahnschrift SemiCondensed"/>
         </w:rPr>
         <w:t xml:space="preserve"> </w:t>
       </w:r>
@@ -260,28 +264,14 @@
         <w:rPr>
           <w:rFonts w:ascii="Bahnschrift SemiCondensed" w:hAnsi="Bahnschrift SemiCondensed"/>
         </w:rPr>
-        <w:t xml:space="preserve"> The session lasts around 1</w:t>
-      </w:r>
-      <w:proofErr w:type="gramStart"/>
-      <w:r>
-        <w:rPr>
-          <w:rFonts w:ascii="Bahnschrift SemiCondensed" w:hAnsi="Bahnschrift SemiCondensed"/>
-        </w:rPr>
-        <w:t>–</w:t>
-      </w:r>
-      <w:r>
-        <w:rPr>
-          <w:rFonts w:ascii="Bahnschrift SemiCondensed" w:hAnsi="Bahnschrift SemiCondensed"/>
-        </w:rPr>
-        <w:t xml:space="preserve"> </w:t>
-      </w:r>
-      <w:r>
-        <w:rPr>
-          <w:rFonts w:ascii="Bahnschrift SemiCondensed" w:hAnsi="Bahnschrift SemiCondensed"/>
-        </w:rPr>
-        <w:t xml:space="preserve"> hour</w:t>
-      </w:r>
-      <w:proofErr w:type="gramEnd"/>
+        <w:t xml:space="preserve"> The session lasts around </w:t>
+      </w:r>
+      <w:r>
+        <w:rPr>
+          <w:rFonts w:ascii="Bahnschrift SemiCondensed" w:hAnsi="Bahnschrift SemiCondensed"/>
+        </w:rPr>
+        <w:t>2 hours</w:t>
+      </w:r>
       <w:r>
         <w:rPr>
           <w:rFonts w:ascii="Bahnschrift SemiCondensed" w:hAnsi="Bahnschrift SemiCondensed"/>
@@ -306,7 +296,23 @@
           <w:b/>
           <w:bCs/>
         </w:rPr>
-        <w:t>£12 for your time</w:t>
+        <w:t>£</w:t>
+      </w:r>
+      <w:r>
+        <w:rPr>
+          <w:rFonts w:ascii="Bahnschrift SemiCondensed" w:hAnsi="Bahnschrift SemiCondensed"/>
+          <w:b/>
+          <w:bCs/>
+        </w:rPr>
+        <w:t>30</w:t>
+      </w:r>
+      <w:r>
+        <w:rPr>
+          <w:rFonts w:ascii="Bahnschrift SemiCondensed" w:hAnsi="Bahnschrift SemiCondensed"/>
+          <w:b/>
+          <w:bCs/>
+        </w:rPr>
+        <w:t xml:space="preserve"> for your time</w:t>
       </w:r>
     </w:p>
     <w:p>
